--- a/backend/templates/proforma_invoice.docx
+++ b/backend/templates/proforma_invoice.docx
@@ -4,7 +4,7 @@
   <w:body>
     <w:p>
       <w:pPr>
-        <w:spacing w:after="240"/>
+        <w:spacing w:after="160"/>
         <w:jc w:val="center"/>
       </w:pPr>
       <w:r>
@@ -141,6 +141,27 @@
               <w:t>{{ exporter_iec }}</w:t>
             </w:r>
           </w:p>
+          <w:p>
+            <w:pPr>
+              <w:spacing w:after="40"/>
+            </w:pPr>
+            <w:r>
+              <w:rPr>
+                <w:rFonts w:ascii="Arial" w:hAnsi="Arial"/>
+                <w:b/>
+                <w:sz w:val="18"/>
+              </w:rPr>
+              <w:t xml:space="preserve">Email: </w:t>
+            </w:r>
+            <w:r>
+              <w:rPr>
+                <w:rFonts w:ascii="Arial" w:hAnsi="Arial"/>
+                <w:b w:val="0"/>
+                <w:sz w:val="18"/>
+              </w:rPr>
+              <w:t>{{ exporter_email }}</w:t>
+            </w:r>
+          </w:p>
         </w:tc>
         <w:tc>
           <w:tcPr>
@@ -206,6 +227,48 @@
                 <w:b/>
                 <w:sz w:val="18"/>
               </w:rPr>
+              <w:t xml:space="preserve">PO Number: </w:t>
+            </w:r>
+            <w:r>
+              <w:rPr>
+                <w:rFonts w:ascii="Arial" w:hAnsi="Arial"/>
+                <w:b w:val="0"/>
+                <w:sz w:val="18"/>
+              </w:rPr>
+              <w:t>{{ po_number }}</w:t>
+            </w:r>
+          </w:p>
+          <w:p>
+            <w:pPr>
+              <w:spacing w:after="40"/>
+            </w:pPr>
+            <w:r>
+              <w:rPr>
+                <w:rFonts w:ascii="Arial" w:hAnsi="Arial"/>
+                <w:b/>
+                <w:sz w:val="18"/>
+              </w:rPr>
+              <w:t xml:space="preserve">PO Date: </w:t>
+            </w:r>
+            <w:r>
+              <w:rPr>
+                <w:rFonts w:ascii="Arial" w:hAnsi="Arial"/>
+                <w:b w:val="0"/>
+                <w:sz w:val="18"/>
+              </w:rPr>
+              <w:t>{{ po_date }}</w:t>
+            </w:r>
+          </w:p>
+          <w:p>
+            <w:pPr>
+              <w:spacing w:after="40"/>
+            </w:pPr>
+            <w:r>
+              <w:rPr>
+                <w:rFonts w:ascii="Arial" w:hAnsi="Arial"/>
+                <w:b/>
+                <w:sz w:val="18"/>
+              </w:rPr>
               <w:t xml:space="preserve">Exporter's Ref: </w:t>
             </w:r>
             <w:r>
@@ -257,27 +320,6 @@
                 <w:sz w:val="18"/>
               </w:rPr>
               <w:t>{{ buyer_order_no_date }}</w:t>
-            </w:r>
-          </w:p>
-          <w:p>
-            <w:pPr>
-              <w:spacing w:after="40"/>
-            </w:pPr>
-            <w:r>
-              <w:rPr>
-                <w:rFonts w:ascii="Arial" w:hAnsi="Arial"/>
-                <w:b/>
-                <w:sz w:val="18"/>
-              </w:rPr>
-              <w:t xml:space="preserve">Reference Proforma Invoice No: </w:t>
-            </w:r>
-            <w:r>
-              <w:rPr>
-                <w:rFonts w:ascii="Arial" w:hAnsi="Arial"/>
-                <w:b w:val="0"/>
-                <w:sz w:val="18"/>
-              </w:rPr>
-              <w:t>{{ reference_proforma_invoice_no }}</w:t>
             </w:r>
           </w:p>
         </w:tc>
@@ -346,6 +388,27 @@
               <w:t>{{ consignee_address }}</w:t>
             </w:r>
           </w:p>
+          <w:p>
+            <w:pPr>
+              <w:spacing w:after="40"/>
+            </w:pPr>
+            <w:r>
+              <w:rPr>
+                <w:rFonts w:ascii="Arial" w:hAnsi="Arial"/>
+                <w:b/>
+                <w:sz w:val="18"/>
+              </w:rPr>
+              <w:t xml:space="preserve">TRN: </w:t>
+            </w:r>
+            <w:r>
+              <w:rPr>
+                <w:rFonts w:ascii="Arial" w:hAnsi="Arial"/>
+                <w:b w:val="0"/>
+                <w:sz w:val="18"/>
+              </w:rPr>
+              <w:t>{{ consignee_trn }}</w:t>
+            </w:r>
+          </w:p>
         </w:tc>
         <w:tc>
           <w:tcPr>
@@ -369,7 +432,7 @@
                 <w:b/>
                 <w:sz w:val="20"/>
               </w:rPr>
-              <w:t>Buyer (if different):</w:t>
+              <w:t>Buyer:</w:t>
             </w:r>
           </w:p>
           <w:p>
@@ -396,6 +459,112 @@
                 <w:sz w:val="18"/>
               </w:rPr>
               <w:t>{{ buyer_address }}</w:t>
+            </w:r>
+          </w:p>
+          <w:p>
+            <w:pPr>
+              <w:spacing w:after="40"/>
+            </w:pPr>
+            <w:r>
+              <w:rPr>
+                <w:rFonts w:ascii="Arial" w:hAnsi="Arial"/>
+                <w:b/>
+                <w:sz w:val="18"/>
+              </w:rPr>
+              <w:t xml:space="preserve">TRN: </w:t>
+            </w:r>
+            <w:r>
+              <w:rPr>
+                <w:rFonts w:ascii="Arial" w:hAnsi="Arial"/>
+                <w:b w:val="0"/>
+                <w:sz w:val="18"/>
+              </w:rPr>
+              <w:t>{{ buyer_trn }}</w:t>
+            </w:r>
+          </w:p>
+          <w:p>
+            <w:pPr>
+              <w:spacing w:after="40"/>
+            </w:pPr>
+            <w:r>
+              <w:rPr>
+                <w:rFonts w:ascii="Arial" w:hAnsi="Arial"/>
+                <w:b/>
+                <w:sz w:val="18"/>
+              </w:rPr>
+              <w:t xml:space="preserve">Country: </w:t>
+            </w:r>
+            <w:r>
+              <w:rPr>
+                <w:rFonts w:ascii="Arial" w:hAnsi="Arial"/>
+                <w:b w:val="0"/>
+                <w:sz w:val="18"/>
+              </w:rPr>
+              <w:t>{{ buyer_country }}</w:t>
+            </w:r>
+          </w:p>
+        </w:tc>
+      </w:tr>
+    </w:tbl>
+    <w:p/>
+    <w:tbl>
+      <w:tblPr>
+        <w:tblW w:type="auto" w:w="0"/>
+        <w:tblLook w:firstColumn="1" w:firstRow="1" w:lastColumn="0" w:lastRow="0" w:noHBand="0" w:noVBand="1" w:val="04A0"/>
+      </w:tblPr>
+      <w:tblGrid>
+        <w:gridCol w:w="10466"/>
+      </w:tblGrid>
+      <w:tr>
+        <w:tc>
+          <w:tcPr>
+            <w:tcW w:type="dxa" w:w="10466"/>
+            <w:tcBorders>
+              <w:top w:val="nil"/>
+              <w:left w:val="nil"/>
+              <w:bottom w:val="nil"/>
+              <w:right w:val="nil"/>
+              <w:insideH w:val="nil"/>
+              <w:insideV w:val="nil"/>
+            </w:tcBorders>
+          </w:tcPr>
+          <w:p>
+            <w:pPr>
+              <w:spacing w:after="40"/>
+            </w:pPr>
+            <w:r>
+              <w:rPr>
+                <w:rFonts w:ascii="Arial" w:hAnsi="Arial"/>
+                <w:b/>
+                <w:sz w:val="20"/>
+              </w:rPr>
+              <w:t>Notify Party:</w:t>
+            </w:r>
+          </w:p>
+          <w:p>
+            <w:pPr>
+              <w:spacing w:after="40"/>
+            </w:pPr>
+            <w:r>
+              <w:rPr>
+                <w:rFonts w:ascii="Arial" w:hAnsi="Arial"/>
+                <w:b/>
+                <w:sz w:val="18"/>
+              </w:rPr>
+              <w:t>{{ notify_party }}</w:t>
+            </w:r>
+          </w:p>
+          <w:p>
+            <w:pPr>
+              <w:spacing w:after="40"/>
+            </w:pPr>
+            <w:r>
+              <w:rPr>
+                <w:rFonts w:ascii="Arial" w:hAnsi="Arial"/>
+                <w:b w:val="0"/>
+                <w:sz w:val="18"/>
+              </w:rPr>
+              <w:t>{{ notify_party_address }}</w:t>
             </w:r>
           </w:p>
         </w:tc>
@@ -507,7 +676,7 @@
                 <w:b/>
                 <w:sz w:val="18"/>
               </w:rPr>
-              <w:t xml:space="preserve">Country of Final Dest.: </w:t>
+              <w:t xml:space="preserve">Country of Dest.: </w:t>
             </w:r>
             <w:r>
               <w:rPr>
@@ -642,7 +811,7 @@
                 <w:b/>
                 <w:sz w:val="18"/>
               </w:rPr>
-              <w:t xml:space="preserve">Terms of Delivery and Payment: </w:t>
+              <w:t xml:space="preserve">Terms of Delivery &amp; Payment: </w:t>
             </w:r>
             <w:r>
               <w:rPr>
@@ -664,15 +833,17 @@
         <w:tblLook w:firstColumn="1" w:firstRow="1" w:lastColumn="0" w:lastRow="0" w:noHBand="0" w:noVBand="1" w:val="04A0"/>
       </w:tblPr>
       <w:tblGrid>
-        <w:gridCol w:w="6480"/>
-        <w:gridCol w:w="1440"/>
-        <w:gridCol w:w="1440"/>
-        <w:gridCol w:w="1440"/>
+        <w:gridCol w:w="1744"/>
+        <w:gridCol w:w="1744"/>
+        <w:gridCol w:w="1744"/>
+        <w:gridCol w:w="1744"/>
+        <w:gridCol w:w="1744"/>
+        <w:gridCol w:w="1744"/>
       </w:tblGrid>
       <w:tr>
         <w:tc>
           <w:tcPr>
-            <w:tcW w:type="dxa" w:w="2616"/>
+            <w:tcW w:type="dxa" w:w="1744"/>
           </w:tcPr>
           <w:p>
             <w:pPr>
@@ -685,13 +856,15 @@
                 <w:b/>
                 <w:sz w:val="18"/>
               </w:rPr>
-              <w:t>DESCRIPTION OF GOODS</w:t>
+              <w:t>Marks &amp;</w:t>
+              <w:br/>
+              <w:t>Numbers</w:t>
             </w:r>
           </w:p>
         </w:tc>
         <w:tc>
           <w:tcPr>
-            <w:tcW w:type="dxa" w:w="2616"/>
+            <w:tcW w:type="dxa" w:w="1744"/>
           </w:tcPr>
           <w:p>
             <w:pPr>
@@ -704,13 +877,15 @@
                 <w:b/>
                 <w:sz w:val="18"/>
               </w:rPr>
-              <w:t>QUANTITY</w:t>
+              <w:t>No &amp; Kind</w:t>
+              <w:br/>
+              <w:t>of Packages</w:t>
             </w:r>
           </w:p>
         </w:tc>
         <w:tc>
           <w:tcPr>
-            <w:tcW w:type="dxa" w:w="2616"/>
+            <w:tcW w:type="dxa" w:w="1744"/>
           </w:tcPr>
           <w:p>
             <w:pPr>
@@ -723,13 +898,13 @@
                 <w:b/>
                 <w:sz w:val="18"/>
               </w:rPr>
-              <w:t>RATE</w:t>
+              <w:t>Description of Goods</w:t>
             </w:r>
           </w:p>
         </w:tc>
         <w:tc>
           <w:tcPr>
-            <w:tcW w:type="dxa" w:w="2616"/>
+            <w:tcW w:type="dxa" w:w="1744"/>
           </w:tcPr>
           <w:p>
             <w:pPr>
@@ -742,7 +917,47 @@
                 <w:b/>
                 <w:sz w:val="18"/>
               </w:rPr>
-              <w:t>AMOUNT</w:t>
+              <w:t>Quantity</w:t>
+            </w:r>
+          </w:p>
+        </w:tc>
+        <w:tc>
+          <w:tcPr>
+            <w:tcW w:type="dxa" w:w="1744"/>
+          </w:tcPr>
+          <w:p>
+            <w:pPr>
+              <w:spacing w:after="40"/>
+              <w:jc w:val="center"/>
+            </w:pPr>
+            <w:r>
+              <w:rPr>
+                <w:rFonts w:ascii="Arial" w:hAnsi="Arial"/>
+                <w:b/>
+                <w:sz w:val="18"/>
+              </w:rPr>
+              <w:t>Rate</w:t>
+              <w:br/>
+              <w:t>(USD/Egg)</w:t>
+            </w:r>
+          </w:p>
+        </w:tc>
+        <w:tc>
+          <w:tcPr>
+            <w:tcW w:type="dxa" w:w="1744"/>
+          </w:tcPr>
+          <w:p>
+            <w:pPr>
+              <w:spacing w:after="40"/>
+              <w:jc w:val="center"/>
+            </w:pPr>
+            <w:r>
+              <w:rPr>
+                <w:rFonts w:ascii="Arial" w:hAnsi="Arial"/>
+                <w:b/>
+                <w:sz w:val="18"/>
+              </w:rPr>
+              <w:t>Amount</w:t>
             </w:r>
           </w:p>
         </w:tc>
@@ -750,7 +965,45 @@
       <w:tr>
         <w:tc>
           <w:tcPr>
-            <w:tcW w:type="dxa" w:w="2616"/>
+            <w:tcW w:type="dxa" w:w="1744"/>
+          </w:tcPr>
+          <w:p>
+            <w:pPr>
+              <w:spacing w:after="40"/>
+            </w:pPr>
+            <w:r>
+              <w:rPr>
+                <w:rFonts w:ascii="Arial" w:hAnsi="Arial"/>
+                <w:b w:val="0"/>
+                <w:sz w:val="18"/>
+              </w:rPr>
+              <w:t>{{ container_no }}</w:t>
+            </w:r>
+          </w:p>
+        </w:tc>
+        <w:tc>
+          <w:tcPr>
+            <w:tcW w:type="dxa" w:w="1744"/>
+          </w:tcPr>
+          <w:p>
+            <w:pPr>
+              <w:spacing w:after="40"/>
+            </w:pPr>
+            <w:r>
+              <w:rPr>
+                <w:rFonts w:ascii="Arial" w:hAnsi="Arial"/>
+                <w:b w:val="0"/>
+                <w:sz w:val="18"/>
+              </w:rPr>
+              <w:t>{{ no_and_kind_of_packages }}</w:t>
+              <w:br/>
+              <w:t>{{ container_type }}</w:t>
+            </w:r>
+          </w:p>
+        </w:tc>
+        <w:tc>
+          <w:tcPr>
+            <w:tcW w:type="dxa" w:w="1744"/>
           </w:tcPr>
           <w:p>
             <w:pPr>
@@ -768,7 +1021,7 @@
         </w:tc>
         <w:tc>
           <w:tcPr>
-            <w:tcW w:type="dxa" w:w="2616"/>
+            <w:tcW w:type="dxa" w:w="1744"/>
           </w:tcPr>
           <w:p>
             <w:pPr>
@@ -787,7 +1040,7 @@
         </w:tc>
         <w:tc>
           <w:tcPr>
-            <w:tcW w:type="dxa" w:w="2616"/>
+            <w:tcW w:type="dxa" w:w="1744"/>
           </w:tcPr>
           <w:p>
             <w:pPr>
@@ -800,13 +1053,13 @@
                 <w:b w:val="0"/>
                 <w:sz w:val="18"/>
               </w:rPr>
-              <w:t>USD {{ rate_per_egg_usd }}</w:t>
+              <w:t>$ {{ rate_per_egg_usd }}</w:t>
             </w:r>
           </w:p>
         </w:tc>
         <w:tc>
           <w:tcPr>
-            <w:tcW w:type="dxa" w:w="2616"/>
+            <w:tcW w:type="dxa" w:w="1744"/>
           </w:tcPr>
           <w:p>
             <w:pPr>
@@ -819,7 +1072,7 @@
                 <w:b w:val="0"/>
                 <w:sz w:val="18"/>
               </w:rPr>
-              <w:t>USD {{ amount_usd }}</w:t>
+              <w:t>{{ amount_usd }}</w:t>
             </w:r>
           </w:p>
         </w:tc>
@@ -866,7 +1119,7 @@
                 <w:b w:val="0"/>
                 <w:sz w:val="18"/>
               </w:rPr>
-              <w:t>USD {{ amount_in_words }}</w:t>
+              <w:t>{{ amount_in_words }}</w:t>
             </w:r>
           </w:p>
         </w:tc>
@@ -924,13 +1177,553 @@
               <w:t>{{ gross_weight }} KGS</w:t>
             </w:r>
           </w:p>
+          <w:p>
+            <w:pPr>
+              <w:spacing w:after="40"/>
+            </w:pPr>
+            <w:r>
+              <w:rPr>
+                <w:rFonts w:ascii="Arial" w:hAnsi="Arial"/>
+                <w:b/>
+                <w:sz w:val="18"/>
+              </w:rPr>
+              <w:t xml:space="preserve">Total Payment: </w:t>
+            </w:r>
+            <w:r>
+              <w:rPr>
+                <w:rFonts w:ascii="Arial" w:hAnsi="Arial"/>
+                <w:b w:val="0"/>
+                <w:sz w:val="18"/>
+              </w:rPr>
+              <w:t>{{ total_payment }}</w:t>
+            </w:r>
+          </w:p>
+        </w:tc>
+      </w:tr>
+    </w:tbl>
+    <w:p/>
+    <w:tbl>
+      <w:tblPr>
+        <w:tblW w:type="auto" w:w="0"/>
+        <w:tblLook w:firstColumn="1" w:firstRow="1" w:lastColumn="0" w:lastRow="0" w:noHBand="0" w:noVBand="1" w:val="04A0"/>
+      </w:tblPr>
+      <w:tblGrid>
+        <w:gridCol w:w="5233"/>
+        <w:gridCol w:w="5233"/>
+      </w:tblGrid>
+      <w:tr>
+        <w:tc>
+          <w:tcPr>
+            <w:tcW w:type="dxa" w:w="5233"/>
+            <w:tcBorders>
+              <w:top w:val="nil"/>
+              <w:left w:val="nil"/>
+              <w:bottom w:val="nil"/>
+              <w:right w:val="nil"/>
+              <w:insideH w:val="nil"/>
+              <w:insideV w:val="nil"/>
+            </w:tcBorders>
+          </w:tcPr>
+          <w:p>
+            <w:pPr>
+              <w:spacing w:after="40"/>
+            </w:pPr>
+            <w:r>
+              <w:rPr>
+                <w:rFonts w:ascii="Arial" w:hAnsi="Arial"/>
+                <w:b/>
+                <w:sz w:val="18"/>
+              </w:rPr>
+              <w:t xml:space="preserve">Payment Terms: </w:t>
+            </w:r>
+            <w:r>
+              <w:rPr>
+                <w:rFonts w:ascii="Arial" w:hAnsi="Arial"/>
+                <w:b w:val="0"/>
+                <w:sz w:val="18"/>
+              </w:rPr>
+              <w:t>{{ payment_terms }}</w:t>
+            </w:r>
+          </w:p>
+        </w:tc>
+        <w:tc>
+          <w:tcPr>
+            <w:tcW w:type="dxa" w:w="5233"/>
+            <w:tcBorders>
+              <w:top w:val="nil"/>
+              <w:left w:val="nil"/>
+              <w:bottom w:val="nil"/>
+              <w:right w:val="nil"/>
+              <w:insideH w:val="nil"/>
+              <w:insideV w:val="nil"/>
+            </w:tcBorders>
+          </w:tcPr>
+          <w:p>
+            <w:pPr>
+              <w:spacing w:after="40"/>
+            </w:pPr>
+            <w:r>
+              <w:rPr>
+                <w:rFonts w:ascii="Arial" w:hAnsi="Arial"/>
+                <w:b/>
+                <w:sz w:val="18"/>
+              </w:rPr>
+              <w:t xml:space="preserve">Expiry Date: </w:t>
+            </w:r>
+            <w:r>
+              <w:rPr>
+                <w:rFonts w:ascii="Arial" w:hAnsi="Arial"/>
+                <w:b w:val="0"/>
+                <w:sz w:val="18"/>
+              </w:rPr>
+              <w:t>{{ expiry_date }}</w:t>
+            </w:r>
+          </w:p>
+        </w:tc>
+      </w:tr>
+    </w:tbl>
+    <w:p/>
+    <w:tbl>
+      <w:tblPr>
+        <w:tblStyle w:val="TableGrid"/>
+        <w:tblW w:type="auto" w:w="0"/>
+        <w:tblLook w:firstColumn="1" w:firstRow="1" w:lastColumn="0" w:lastRow="0" w:noHBand="0" w:noVBand="1" w:val="04A0"/>
+      </w:tblPr>
+      <w:tblGrid>
+        <w:gridCol w:w="5233"/>
+        <w:gridCol w:w="5233"/>
+      </w:tblGrid>
+      <w:tr>
+        <w:tc>
+          <w:tcPr>
+            <w:tcW w:type="dxa" w:w="5233"/>
+          </w:tcPr>
+          <w:p>
+            <w:pPr>
+              <w:spacing w:after="40"/>
+            </w:pPr>
+            <w:r>
+              <w:rPr>
+                <w:rFonts w:ascii="Arial" w:hAnsi="Arial"/>
+                <w:b/>
+                <w:sz w:val="20"/>
+              </w:rPr>
+              <w:t>Company Bank Details</w:t>
+            </w:r>
+          </w:p>
+          <w:p>
+            <w:pPr>
+              <w:spacing w:after="40"/>
+            </w:pPr>
+            <w:r>
+              <w:rPr>
+                <w:rFonts w:ascii="Arial" w:hAnsi="Arial"/>
+                <w:b/>
+                <w:sz w:val="18"/>
+              </w:rPr>
+              <w:t xml:space="preserve">Account Name: </w:t>
+            </w:r>
+            <w:r>
+              <w:rPr>
+                <w:rFonts w:ascii="Arial" w:hAnsi="Arial"/>
+                <w:b w:val="0"/>
+                <w:sz w:val="18"/>
+              </w:rPr>
+              <w:t>{{ company_account_name }}</w:t>
+            </w:r>
+          </w:p>
+          <w:p>
+            <w:pPr>
+              <w:spacing w:after="40"/>
+            </w:pPr>
+            <w:r>
+              <w:rPr>
+                <w:rFonts w:ascii="Arial" w:hAnsi="Arial"/>
+                <w:b/>
+                <w:sz w:val="18"/>
+              </w:rPr>
+              <w:t xml:space="preserve">Account Number: </w:t>
+            </w:r>
+            <w:r>
+              <w:rPr>
+                <w:rFonts w:ascii="Arial" w:hAnsi="Arial"/>
+                <w:b w:val="0"/>
+                <w:sz w:val="18"/>
+              </w:rPr>
+              <w:t>{{ company_account_number }}</w:t>
+            </w:r>
+          </w:p>
+          <w:p>
+            <w:pPr>
+              <w:spacing w:after="40"/>
+            </w:pPr>
+            <w:r>
+              <w:rPr>
+                <w:rFonts w:ascii="Arial" w:hAnsi="Arial"/>
+                <w:b/>
+                <w:sz w:val="18"/>
+              </w:rPr>
+              <w:t xml:space="preserve">Bank Name: </w:t>
+            </w:r>
+            <w:r>
+              <w:rPr>
+                <w:rFonts w:ascii="Arial" w:hAnsi="Arial"/>
+                <w:b w:val="0"/>
+                <w:sz w:val="18"/>
+              </w:rPr>
+              <w:t>{{ company_bank_name }}</w:t>
+            </w:r>
+          </w:p>
+          <w:p>
+            <w:pPr>
+              <w:spacing w:after="40"/>
+            </w:pPr>
+            <w:r>
+              <w:rPr>
+                <w:rFonts w:ascii="Arial" w:hAnsi="Arial"/>
+                <w:b/>
+                <w:sz w:val="18"/>
+              </w:rPr>
+              <w:t xml:space="preserve">Branch: </w:t>
+            </w:r>
+            <w:r>
+              <w:rPr>
+                <w:rFonts w:ascii="Arial" w:hAnsi="Arial"/>
+                <w:b w:val="0"/>
+                <w:sz w:val="18"/>
+              </w:rPr>
+              <w:t>{{ company_branch }}</w:t>
+            </w:r>
+          </w:p>
+          <w:p>
+            <w:pPr>
+              <w:spacing w:after="40"/>
+            </w:pPr>
+            <w:r>
+              <w:rPr>
+                <w:rFonts w:ascii="Arial" w:hAnsi="Arial"/>
+                <w:b/>
+                <w:sz w:val="18"/>
+              </w:rPr>
+              <w:t xml:space="preserve">SWIFT Code: </w:t>
+            </w:r>
+            <w:r>
+              <w:rPr>
+                <w:rFonts w:ascii="Arial" w:hAnsi="Arial"/>
+                <w:b w:val="0"/>
+                <w:sz w:val="18"/>
+              </w:rPr>
+              <w:t>{{ company_swift }}</w:t>
+            </w:r>
+          </w:p>
+        </w:tc>
+        <w:tc>
+          <w:tcPr>
+            <w:tcW w:type="dxa" w:w="5233"/>
+          </w:tcPr>
+          <w:p>
+            <w:pPr>
+              <w:spacing w:after="40"/>
+            </w:pPr>
+            <w:r>
+              <w:rPr>
+                <w:rFonts w:ascii="Arial" w:hAnsi="Arial"/>
+                <w:b/>
+                <w:sz w:val="20"/>
+              </w:rPr>
+              <w:t>Intermediate / Correspondent Bank</w:t>
+            </w:r>
+          </w:p>
+          <w:p>
+            <w:pPr>
+              <w:spacing w:after="40"/>
+            </w:pPr>
+            <w:r>
+              <w:rPr>
+                <w:rFonts w:ascii="Arial" w:hAnsi="Arial"/>
+                <w:b/>
+                <w:sz w:val="18"/>
+              </w:rPr>
+              <w:t xml:space="preserve">Bank Name: </w:t>
+            </w:r>
+            <w:r>
+              <w:rPr>
+                <w:rFonts w:ascii="Arial" w:hAnsi="Arial"/>
+                <w:b w:val="0"/>
+                <w:sz w:val="18"/>
+              </w:rPr>
+              <w:t>{{ intermediate_bank_name }}</w:t>
+            </w:r>
+          </w:p>
+          <w:p>
+            <w:pPr>
+              <w:spacing w:after="40"/>
+            </w:pPr>
+            <w:r>
+              <w:rPr>
+                <w:rFonts w:ascii="Arial" w:hAnsi="Arial"/>
+                <w:b/>
+                <w:sz w:val="18"/>
+              </w:rPr>
+              <w:t xml:space="preserve">Account Number: </w:t>
+            </w:r>
+            <w:r>
+              <w:rPr>
+                <w:rFonts w:ascii="Arial" w:hAnsi="Arial"/>
+                <w:b w:val="0"/>
+                <w:sz w:val="18"/>
+              </w:rPr>
+              <w:t>{{ intermediate_bank_account_number }}</w:t>
+            </w:r>
+          </w:p>
+          <w:p>
+            <w:pPr>
+              <w:spacing w:after="40"/>
+            </w:pPr>
+            <w:r>
+              <w:rPr>
+                <w:rFonts w:ascii="Arial" w:hAnsi="Arial"/>
+                <w:b/>
+                <w:sz w:val="18"/>
+              </w:rPr>
+              <w:t xml:space="preserve">SWIFT: </w:t>
+            </w:r>
+            <w:r>
+              <w:rPr>
+                <w:rFonts w:ascii="Arial" w:hAnsi="Arial"/>
+                <w:b w:val="0"/>
+                <w:sz w:val="18"/>
+              </w:rPr>
+              <w:t>{{ intermediate_bank_swift }}</w:t>
+            </w:r>
+          </w:p>
+          <w:p>
+            <w:pPr>
+              <w:spacing w:after="40"/>
+            </w:pPr>
+            <w:r>
+              <w:rPr>
+                <w:rFonts w:ascii="Arial" w:hAnsi="Arial"/>
+                <w:b/>
+                <w:sz w:val="18"/>
+              </w:rPr>
+              <w:t xml:space="preserve">Routing Number: </w:t>
+            </w:r>
+            <w:r>
+              <w:rPr>
+                <w:rFonts w:ascii="Arial" w:hAnsi="Arial"/>
+                <w:b w:val="0"/>
+                <w:sz w:val="18"/>
+              </w:rPr>
+              <w:t>{{ intermediate_bank_routing_number }}</w:t>
+            </w:r>
+          </w:p>
+          <w:p>
+            <w:pPr>
+              <w:spacing w:after="40"/>
+            </w:pPr>
+            <w:r>
+              <w:rPr>
+                <w:rFonts w:ascii="Arial" w:hAnsi="Arial"/>
+                <w:b/>
+                <w:sz w:val="18"/>
+              </w:rPr>
+              <w:t xml:space="preserve">Correspondent: </w:t>
+            </w:r>
+            <w:r>
+              <w:rPr>
+                <w:rFonts w:ascii="Arial" w:hAnsi="Arial"/>
+                <w:b w:val="0"/>
+                <w:sz w:val="18"/>
+              </w:rPr>
+              <w:t>{{ correspondent_bank }}</w:t>
+            </w:r>
+          </w:p>
+        </w:tc>
+      </w:tr>
+    </w:tbl>
+    <w:p/>
+    <w:p/>
+    <w:tbl>
+      <w:tblPr>
+        <w:tblW w:type="auto" w:w="0"/>
+        <w:tblLook w:firstColumn="1" w:firstRow="1" w:lastColumn="0" w:lastRow="0" w:noHBand="0" w:noVBand="1" w:val="04A0"/>
+      </w:tblPr>
+      <w:tblGrid>
+        <w:gridCol w:w="5233"/>
+        <w:gridCol w:w="5233"/>
+      </w:tblGrid>
+      <w:tr>
+        <w:tc>
+          <w:tcPr>
+            <w:tcW w:type="dxa" w:w="5233"/>
+            <w:tcBorders>
+              <w:top w:val="nil"/>
+              <w:left w:val="nil"/>
+              <w:bottom w:val="nil"/>
+              <w:right w:val="nil"/>
+              <w:insideH w:val="nil"/>
+              <w:insideV w:val="nil"/>
+            </w:tcBorders>
+          </w:tcPr>
+          <w:p>
+            <w:pPr>
+              <w:spacing w:after="40"/>
+            </w:pPr>
+            <w:r>
+              <w:rPr>
+                <w:rFonts w:ascii="Arial" w:hAnsi="Arial"/>
+                <w:b/>
+                <w:sz w:val="18"/>
+              </w:rPr>
+              <w:t>Declaration:</w:t>
+            </w:r>
+          </w:p>
+          <w:p>
+            <w:pPr>
+              <w:spacing w:after="40"/>
+            </w:pPr>
+            <w:r>
+              <w:rPr>
+                <w:rFonts w:ascii="Arial" w:hAnsi="Arial"/>
+                <w:b w:val="0"/>
+                <w:sz w:val="16"/>
+              </w:rPr>
+              <w:t>We hereby certify that the goods described in this invoice are of Indian Origin and that the particulars given in this invoice are true and correct.</w:t>
+            </w:r>
+          </w:p>
+        </w:tc>
+        <w:tc>
+          <w:tcPr>
+            <w:tcW w:type="dxa" w:w="5233"/>
+            <w:tcBorders>
+              <w:top w:val="nil"/>
+              <w:left w:val="nil"/>
+              <w:bottom w:val="nil"/>
+              <w:right w:val="nil"/>
+              <w:insideH w:val="nil"/>
+              <w:insideV w:val="nil"/>
+            </w:tcBorders>
+          </w:tcPr>
+          <w:p>
+            <w:pPr>
+              <w:spacing w:after="40"/>
+              <w:jc w:val="right"/>
+            </w:pPr>
+            <w:r>
+              <w:rPr>
+                <w:rFonts w:ascii="Arial" w:hAnsi="Arial"/>
+                <w:b/>
+                <w:sz w:val="18"/>
+              </w:rPr>
+              <w:t>For RASI FOODS</w:t>
+            </w:r>
+          </w:p>
+          <w:p>
+            <w:pPr>
+              <w:spacing w:after="40"/>
+            </w:pPr>
+            <w:r>
+              <w:rPr>
+                <w:rFonts w:ascii="Arial" w:hAnsi="Arial"/>
+                <w:b w:val="0"/>
+                <w:sz w:val="18"/>
+              </w:rPr>
+              <w:br/>
+              <w:br/>
+            </w:r>
+          </w:p>
+          <w:p>
+            <w:pPr>
+              <w:spacing w:after="40"/>
+              <w:jc w:val="right"/>
+            </w:pPr>
+            <w:r>
+              <w:rPr>
+                <w:rFonts w:ascii="Arial" w:hAnsi="Arial"/>
+                <w:b w:val="0"/>
+                <w:sz w:val="16"/>
+              </w:rPr>
+              <w:t>Authorised Signatory &amp; Company Seal</w:t>
+            </w:r>
+          </w:p>
+          <w:p>
+            <w:pPr>
+              <w:spacing w:after="40"/>
+              <w:jc w:val="right"/>
+            </w:pPr>
+            <w:r>
+              <w:rPr>
+                <w:rFonts w:ascii="Arial" w:hAnsi="Arial"/>
+                <w:b w:val="0"/>
+                <w:sz w:val="16"/>
+              </w:rPr>
+              <w:t>{{ exporter_name }}</w:t>
+            </w:r>
+          </w:p>
+          <w:p>
+            <w:pPr>
+              <w:spacing w:after="40"/>
+              <w:jc w:val="right"/>
+            </w:pPr>
+            <w:r>
+              <w:rPr>
+                <w:rFonts w:ascii="Arial" w:hAnsi="Arial"/>
+                <w:b w:val="0"/>
+                <w:sz w:val="16"/>
+              </w:rPr>
+              <w:t>{{ exporter_address }}</w:t>
+            </w:r>
+          </w:p>
+          <w:p>
+            <w:pPr>
+              <w:spacing w:after="40"/>
+              <w:jc w:val="right"/>
+            </w:pPr>
+            <w:r>
+              <w:rPr>
+                <w:rFonts w:ascii="Arial" w:hAnsi="Arial"/>
+                <w:b w:val="0"/>
+                <w:sz w:val="16"/>
+              </w:rPr>
+              <w:t>Email: {{ exporter_email }}</w:t>
+            </w:r>
+          </w:p>
+          <w:p>
+            <w:pPr>
+              <w:spacing w:after="40"/>
+              <w:jc w:val="right"/>
+            </w:pPr>
+            <w:r>
+              <w:rPr>
+                <w:rFonts w:ascii="Arial" w:hAnsi="Arial"/>
+                <w:b w:val="0"/>
+                <w:sz w:val="16"/>
+              </w:rPr>
+              <w:t>GSTIN: {{ exporter_gstin }}</w:t>
+            </w:r>
+          </w:p>
+          <w:p>
+            <w:pPr>
+              <w:spacing w:after="40"/>
+              <w:jc w:val="right"/>
+            </w:pPr>
+            <w:r>
+              <w:rPr>
+                <w:rFonts w:ascii="Arial" w:hAnsi="Arial"/>
+                <w:b w:val="0"/>
+                <w:sz w:val="16"/>
+              </w:rPr>
+              <w:t>PAN: {{ exporter_pan }}</w:t>
+            </w:r>
+          </w:p>
         </w:tc>
       </w:tr>
     </w:tbl>
     <w:sectPr>
       <w:headerReference w:type="first" r:id="rId9"/>
       <w:pgSz w:w="11906" w:h="16838"/>
-      <w:pgMar w:top="720" w:right="720" w:bottom="720" w:left="720" w:header="720" w:footer="720" w:gutter="0"/>
+      <w:pgMar w:top="850" w:right="720" w:bottom="850" w:left="720" w:header="720" w:footer="720" w:gutter="0"/>
       <w:cols w:space="720"/>
       <w:titlePg/>
       <w:docGrid w:linePitch="360"/>

--- a/backend/templates/proforma_invoice.docx
+++ b/backend/templates/proforma_invoice.docx
@@ -4,14 +4,14 @@
   <w:body>
     <w:p>
       <w:pPr>
-        <w:spacing w:after="160"/>
+        <w:spacing w:before="0" w:after="0"/>
         <w:jc w:val="center"/>
       </w:pPr>
       <w:r>
         <w:rPr>
           <w:rFonts w:ascii="Arial" w:hAnsi="Arial"/>
           <w:b/>
-          <w:sz w:val="28"/>
+          <w:sz w:val="22"/>
         </w:rPr>
         <w:t>PROFORMA INVOICE</w:t>
       </w:r>
@@ -29,7 +29,7 @@
       <w:tr>
         <w:tc>
           <w:tcPr>
-            <w:tcW w:type="dxa" w:w="5233"/>
+            <w:tcW w:type="dxa" w:w="5499"/>
             <w:tcBorders>
               <w:top w:val="nil"/>
               <w:left w:val="nil"/>
@@ -41,7 +41,7 @@
           </w:tcPr>
           <w:p>
             <w:pPr>
-              <w:spacing w:after="40"/>
+              <w:spacing w:after="0" w:line="240" w:lineRule="auto"/>
             </w:pPr>
             <w:r>
               <w:rPr>
@@ -54,7 +54,7 @@
           </w:p>
           <w:p>
             <w:pPr>
-              <w:spacing w:after="40"/>
+              <w:spacing w:after="0" w:line="276" w:lineRule="auto"/>
             </w:pPr>
             <w:r>
               <w:rPr>
@@ -67,7 +67,7 @@
           </w:p>
           <w:p>
             <w:pPr>
-              <w:spacing w:after="40"/>
+              <w:spacing w:after="0" w:line="276" w:lineRule="auto"/>
             </w:pPr>
             <w:r>
               <w:rPr>
@@ -80,7 +80,7 @@
           </w:p>
           <w:p>
             <w:pPr>
-              <w:spacing w:after="40"/>
+              <w:spacing w:after="0" w:line="276" w:lineRule="auto"/>
             </w:pPr>
             <w:r>
               <w:rPr>
@@ -101,7 +101,7 @@
           </w:p>
           <w:p>
             <w:pPr>
-              <w:spacing w:after="40"/>
+              <w:spacing w:after="0" w:line="276" w:lineRule="auto"/>
             </w:pPr>
             <w:r>
               <w:rPr>
@@ -122,7 +122,7 @@
           </w:p>
           <w:p>
             <w:pPr>
-              <w:spacing w:after="40"/>
+              <w:spacing w:after="0" w:line="276" w:lineRule="auto"/>
             </w:pPr>
             <w:r>
               <w:rPr>
@@ -143,7 +143,7 @@
           </w:p>
           <w:p>
             <w:pPr>
-              <w:spacing w:after="40"/>
+              <w:spacing w:after="0" w:line="276" w:lineRule="auto"/>
             </w:pPr>
             <w:r>
               <w:rPr>
@@ -165,7 +165,7 @@
         </w:tc>
         <w:tc>
           <w:tcPr>
-            <w:tcW w:type="dxa" w:w="5233"/>
+            <w:tcW w:type="dxa" w:w="5499"/>
             <w:tcBorders>
               <w:top w:val="nil"/>
               <w:left w:val="nil"/>
@@ -177,7 +177,7 @@
           </w:tcPr>
           <w:p>
             <w:pPr>
-              <w:spacing w:after="40"/>
+              <w:spacing w:after="0" w:line="240" w:lineRule="auto"/>
             </w:pPr>
             <w:r>
               <w:rPr>
@@ -198,7 +198,7 @@
           </w:p>
           <w:p>
             <w:pPr>
-              <w:spacing w:after="40"/>
+              <w:spacing w:after="0" w:line="240" w:lineRule="auto"/>
             </w:pPr>
             <w:r>
               <w:rPr>
@@ -219,7 +219,7 @@
           </w:p>
           <w:p>
             <w:pPr>
-              <w:spacing w:after="40"/>
+              <w:spacing w:after="0" w:line="240" w:lineRule="auto"/>
             </w:pPr>
             <w:r>
               <w:rPr>
@@ -240,7 +240,7 @@
           </w:p>
           <w:p>
             <w:pPr>
-              <w:spacing w:after="40"/>
+              <w:spacing w:after="0" w:line="240" w:lineRule="auto"/>
             </w:pPr>
             <w:r>
               <w:rPr>
@@ -261,7 +261,7 @@
           </w:p>
           <w:p>
             <w:pPr>
-              <w:spacing w:after="40"/>
+              <w:spacing w:after="0" w:line="240" w:lineRule="auto"/>
             </w:pPr>
             <w:r>
               <w:rPr>
@@ -282,7 +282,7 @@
           </w:p>
           <w:p>
             <w:pPr>
-              <w:spacing w:after="40"/>
+              <w:spacing w:after="0" w:line="240" w:lineRule="auto"/>
             </w:pPr>
             <w:r>
               <w:rPr>
@@ -303,7 +303,7 @@
           </w:p>
           <w:p>
             <w:pPr>
-              <w:spacing w:after="40"/>
+              <w:spacing w:after="0" w:line="240" w:lineRule="auto"/>
             </w:pPr>
             <w:r>
               <w:rPr>
@@ -325,46 +325,45 @@
         </w:tc>
       </w:tr>
     </w:tbl>
-    <w:p/>
     <w:tbl>
       <w:tblPr>
+        <w:tblStyle w:val="TableGrid"/>
         <w:tblW w:type="auto" w:w="0"/>
         <w:tblLayout w:type="fixed"/>
         <w:tblLook w:firstColumn="1" w:firstRow="1" w:lastColumn="0" w:lastRow="0" w:noHBand="0" w:noVBand="1" w:val="04A0"/>
       </w:tblPr>
       <w:tblGrid>
-        <w:gridCol w:w="5400"/>
-        <w:gridCol w:w="5400"/>
+        <w:gridCol w:w="3643"/>
+        <w:gridCol w:w="3643"/>
+        <w:gridCol w:w="3658"/>
       </w:tblGrid>
       <w:tr>
         <w:tc>
           <w:tcPr>
-            <w:tcW w:type="dxa" w:w="5233"/>
-            <w:tcBorders>
-              <w:top w:val="nil"/>
-              <w:left w:val="nil"/>
-              <w:bottom w:val="nil"/>
-              <w:right w:val="nil"/>
-              <w:insideH w:val="nil"/>
-              <w:insideV w:val="nil"/>
-            </w:tcBorders>
+            <w:tcW w:type="dxa" w:w="3666"/>
+            <w:tcMar>
+              <w:top w:w="20" w:type="dxa"/>
+              <w:bottom w:w="20" w:type="dxa"/>
+              <w:left w:w="60" w:type="dxa"/>
+              <w:right w:w="60" w:type="dxa"/>
+            </w:tcMar>
           </w:tcPr>
           <w:p>
             <w:pPr>
-              <w:spacing w:after="40"/>
+              <w:spacing w:after="0" w:line="240" w:lineRule="auto"/>
             </w:pPr>
             <w:r>
               <w:rPr>
                 <w:rFonts w:ascii="Arial" w:hAnsi="Arial"/>
                 <w:b/>
-                <w:sz w:val="20"/>
+                <w:sz w:val="18"/>
               </w:rPr>
               <w:t>Consignee:</w:t>
             </w:r>
           </w:p>
           <w:p>
             <w:pPr>
-              <w:spacing w:after="40"/>
+              <w:spacing w:after="0" w:line="276" w:lineRule="auto"/>
             </w:pPr>
             <w:r>
               <w:rPr>
@@ -377,20 +376,20 @@
           </w:p>
           <w:p>
             <w:pPr>
-              <w:spacing w:after="40"/>
+              <w:spacing w:after="0" w:line="276" w:lineRule="auto"/>
             </w:pPr>
             <w:r>
               <w:rPr>
                 <w:rFonts w:ascii="Arial" w:hAnsi="Arial"/>
                 <w:b w:val="0"/>
-                <w:sz w:val="18"/>
+                <w:sz w:val="16"/>
               </w:rPr>
               <w:t>{{ consignee_address }}</w:t>
             </w:r>
           </w:p>
           <w:p>
             <w:pPr>
-              <w:spacing w:after="40"/>
+              <w:spacing w:after="0" w:line="276" w:lineRule="auto"/>
             </w:pPr>
             <w:r>
               <w:rPr>
@@ -412,32 +411,30 @@
         </w:tc>
         <w:tc>
           <w:tcPr>
-            <w:tcW w:type="dxa" w:w="5233"/>
-            <w:tcBorders>
-              <w:top w:val="nil"/>
-              <w:left w:val="nil"/>
-              <w:bottom w:val="nil"/>
-              <w:right w:val="nil"/>
-              <w:insideH w:val="nil"/>
-              <w:insideV w:val="nil"/>
-            </w:tcBorders>
+            <w:tcW w:type="dxa" w:w="3666"/>
+            <w:tcMar>
+              <w:top w:w="20" w:type="dxa"/>
+              <w:bottom w:w="20" w:type="dxa"/>
+              <w:left w:w="60" w:type="dxa"/>
+              <w:right w:w="60" w:type="dxa"/>
+            </w:tcMar>
           </w:tcPr>
           <w:p>
             <w:pPr>
-              <w:spacing w:after="40"/>
+              <w:spacing w:after="0" w:line="240" w:lineRule="auto"/>
             </w:pPr>
             <w:r>
               <w:rPr>
                 <w:rFonts w:ascii="Arial" w:hAnsi="Arial"/>
                 <w:b/>
-                <w:sz w:val="20"/>
+                <w:sz w:val="18"/>
               </w:rPr>
-              <w:t>Buyer:</w:t>
+              <w:t>Buyer (if other than Consignee):</w:t>
             </w:r>
           </w:p>
           <w:p>
             <w:pPr>
-              <w:spacing w:after="40"/>
+              <w:spacing w:after="0" w:line="276" w:lineRule="auto"/>
             </w:pPr>
             <w:r>
               <w:rPr>
@@ -450,20 +447,20 @@
           </w:p>
           <w:p>
             <w:pPr>
-              <w:spacing w:after="40"/>
+              <w:spacing w:after="0" w:line="276" w:lineRule="auto"/>
             </w:pPr>
             <w:r>
               <w:rPr>
                 <w:rFonts w:ascii="Arial" w:hAnsi="Arial"/>
                 <w:b w:val="0"/>
-                <w:sz w:val="18"/>
+                <w:sz w:val="16"/>
               </w:rPr>
               <w:t>{{ buyer_address }}</w:t>
             </w:r>
           </w:p>
           <w:p>
             <w:pPr>
-              <w:spacing w:after="40"/>
+              <w:spacing w:after="0" w:line="276" w:lineRule="auto"/>
             </w:pPr>
             <w:r>
               <w:rPr>
@@ -484,7 +481,7 @@
           </w:p>
           <w:p>
             <w:pPr>
-              <w:spacing w:after="40"/>
+              <w:spacing w:after="0" w:line="276" w:lineRule="auto"/>
             </w:pPr>
             <w:r>
               <w:rPr>
@@ -504,46 +501,32 @@
             </w:r>
           </w:p>
         </w:tc>
-      </w:tr>
-    </w:tbl>
-    <w:p/>
-    <w:tbl>
-      <w:tblPr>
-        <w:tblW w:type="auto" w:w="0"/>
-        <w:tblLook w:firstColumn="1" w:firstRow="1" w:lastColumn="0" w:lastRow="0" w:noHBand="0" w:noVBand="1" w:val="04A0"/>
-      </w:tblPr>
-      <w:tblGrid>
-        <w:gridCol w:w="10466"/>
-      </w:tblGrid>
-      <w:tr>
         <w:tc>
           <w:tcPr>
-            <w:tcW w:type="dxa" w:w="10466"/>
-            <w:tcBorders>
-              <w:top w:val="nil"/>
-              <w:left w:val="nil"/>
-              <w:bottom w:val="nil"/>
-              <w:right w:val="nil"/>
-              <w:insideH w:val="nil"/>
-              <w:insideV w:val="nil"/>
-            </w:tcBorders>
+            <w:tcW w:type="dxa" w:w="3666"/>
+            <w:tcMar>
+              <w:top w:w="20" w:type="dxa"/>
+              <w:bottom w:w="20" w:type="dxa"/>
+              <w:left w:w="60" w:type="dxa"/>
+              <w:right w:w="60" w:type="dxa"/>
+            </w:tcMar>
           </w:tcPr>
           <w:p>
             <w:pPr>
-              <w:spacing w:after="40"/>
+              <w:spacing w:after="0" w:line="240" w:lineRule="auto"/>
             </w:pPr>
             <w:r>
               <w:rPr>
                 <w:rFonts w:ascii="Arial" w:hAnsi="Arial"/>
                 <w:b/>
-                <w:sz w:val="20"/>
+                <w:sz w:val="18"/>
               </w:rPr>
               <w:t>Notify Party:</w:t>
             </w:r>
           </w:p>
           <w:p>
             <w:pPr>
-              <w:spacing w:after="40"/>
+              <w:spacing w:after="0" w:line="276" w:lineRule="auto"/>
             </w:pPr>
             <w:r>
               <w:rPr>
@@ -556,13 +539,13 @@
           </w:p>
           <w:p>
             <w:pPr>
-              <w:spacing w:after="40"/>
+              <w:spacing w:after="0" w:line="276" w:lineRule="auto"/>
             </w:pPr>
             <w:r>
               <w:rPr>
                 <w:rFonts w:ascii="Arial" w:hAnsi="Arial"/>
                 <w:b w:val="0"/>
-                <w:sz w:val="18"/>
+                <w:sz w:val="16"/>
               </w:rPr>
               <w:t>{{ notify_party_address }}</w:t>
             </w:r>
@@ -570,7 +553,6 @@
         </w:tc>
       </w:tr>
     </w:tbl>
-    <w:p/>
     <w:tbl>
       <w:tblPr>
         <w:tblStyle w:val="TableGrid"/>
@@ -578,19 +560,25 @@
         <w:tblLook w:firstColumn="1" w:firstRow="1" w:lastColumn="0" w:lastRow="0" w:noHBand="0" w:noVBand="1" w:val="04A0"/>
       </w:tblPr>
       <w:tblGrid>
-        <w:gridCol w:w="2616"/>
-        <w:gridCol w:w="2616"/>
-        <w:gridCol w:w="2616"/>
-        <w:gridCol w:w="2616"/>
+        <w:gridCol w:w="2749"/>
+        <w:gridCol w:w="2749"/>
+        <w:gridCol w:w="2749"/>
+        <w:gridCol w:w="2749"/>
       </w:tblGrid>
       <w:tr>
         <w:tc>
           <w:tcPr>
-            <w:tcW w:type="dxa" w:w="2616"/>
+            <w:tcW w:type="dxa" w:w="2749"/>
+            <w:tcMar>
+              <w:top w:w="20" w:type="dxa"/>
+              <w:bottom w:w="20" w:type="dxa"/>
+              <w:left w:w="60" w:type="dxa"/>
+              <w:right w:w="60" w:type="dxa"/>
+            </w:tcMar>
           </w:tcPr>
           <w:p>
             <w:pPr>
-              <w:spacing w:after="40"/>
+              <w:spacing w:after="0" w:line="240" w:lineRule="auto"/>
             </w:pPr>
             <w:r>
               <w:rPr>
@@ -612,11 +600,17 @@
         </w:tc>
         <w:tc>
           <w:tcPr>
-            <w:tcW w:type="dxa" w:w="2616"/>
+            <w:tcW w:type="dxa" w:w="2749"/>
+            <w:tcMar>
+              <w:top w:w="20" w:type="dxa"/>
+              <w:bottom w:w="20" w:type="dxa"/>
+              <w:left w:w="60" w:type="dxa"/>
+              <w:right w:w="60" w:type="dxa"/>
+            </w:tcMar>
           </w:tcPr>
           <w:p>
             <w:pPr>
-              <w:spacing w:after="40"/>
+              <w:spacing w:after="0" w:line="240" w:lineRule="auto"/>
             </w:pPr>
             <w:r>
               <w:rPr>
@@ -638,11 +632,17 @@
         </w:tc>
         <w:tc>
           <w:tcPr>
-            <w:tcW w:type="dxa" w:w="2616"/>
+            <w:tcW w:type="dxa" w:w="2749"/>
+            <w:tcMar>
+              <w:top w:w="20" w:type="dxa"/>
+              <w:bottom w:w="20" w:type="dxa"/>
+              <w:left w:w="60" w:type="dxa"/>
+              <w:right w:w="60" w:type="dxa"/>
+            </w:tcMar>
           </w:tcPr>
           <w:p>
             <w:pPr>
-              <w:spacing w:after="40"/>
+              <w:spacing w:after="0" w:line="240" w:lineRule="auto"/>
             </w:pPr>
             <w:r>
               <w:rPr>
@@ -664,11 +664,17 @@
         </w:tc>
         <w:tc>
           <w:tcPr>
-            <w:tcW w:type="dxa" w:w="2616"/>
+            <w:tcW w:type="dxa" w:w="2749"/>
+            <w:tcMar>
+              <w:top w:w="20" w:type="dxa"/>
+              <w:bottom w:w="20" w:type="dxa"/>
+              <w:left w:w="60" w:type="dxa"/>
+              <w:right w:w="60" w:type="dxa"/>
+            </w:tcMar>
           </w:tcPr>
           <w:p>
             <w:pPr>
-              <w:spacing w:after="40"/>
+              <w:spacing w:after="0" w:line="240" w:lineRule="auto"/>
             </w:pPr>
             <w:r>
               <w:rPr>
@@ -692,11 +698,17 @@
       <w:tr>
         <w:tc>
           <w:tcPr>
-            <w:tcW w:type="dxa" w:w="2616"/>
+            <w:tcW w:type="dxa" w:w="2749"/>
+            <w:tcMar>
+              <w:top w:w="20" w:type="dxa"/>
+              <w:bottom w:w="20" w:type="dxa"/>
+              <w:left w:w="60" w:type="dxa"/>
+              <w:right w:w="60" w:type="dxa"/>
+            </w:tcMar>
           </w:tcPr>
           <w:p>
             <w:pPr>
-              <w:spacing w:after="40"/>
+              <w:spacing w:after="0" w:line="240" w:lineRule="auto"/>
             </w:pPr>
             <w:r>
               <w:rPr>
@@ -718,11 +730,17 @@
         </w:tc>
         <w:tc>
           <w:tcPr>
-            <w:tcW w:type="dxa" w:w="2616"/>
+            <w:tcW w:type="dxa" w:w="2749"/>
+            <w:tcMar>
+              <w:top w:w="20" w:type="dxa"/>
+              <w:bottom w:w="20" w:type="dxa"/>
+              <w:left w:w="60" w:type="dxa"/>
+              <w:right w:w="60" w:type="dxa"/>
+            </w:tcMar>
           </w:tcPr>
           <w:p>
             <w:pPr>
-              <w:spacing w:after="40"/>
+              <w:spacing w:after="0" w:line="240" w:lineRule="auto"/>
             </w:pPr>
             <w:r>
               <w:rPr>
@@ -744,11 +762,17 @@
         </w:tc>
         <w:tc>
           <w:tcPr>
-            <w:tcW w:type="dxa" w:w="2616"/>
+            <w:tcW w:type="dxa" w:w="2749"/>
+            <w:tcMar>
+              <w:top w:w="20" w:type="dxa"/>
+              <w:bottom w:w="20" w:type="dxa"/>
+              <w:left w:w="60" w:type="dxa"/>
+              <w:right w:w="60" w:type="dxa"/>
+            </w:tcMar>
           </w:tcPr>
           <w:p>
             <w:pPr>
-              <w:spacing w:after="40"/>
+              <w:spacing w:after="0" w:line="240" w:lineRule="auto"/>
             </w:pPr>
             <w:r>
               <w:rPr>
@@ -770,11 +794,17 @@
         </w:tc>
         <w:tc>
           <w:tcPr>
-            <w:tcW w:type="dxa" w:w="2616"/>
+            <w:tcW w:type="dxa" w:w="2749"/>
+            <w:tcMar>
+              <w:top w:w="20" w:type="dxa"/>
+              <w:bottom w:w="20" w:type="dxa"/>
+              <w:left w:w="60" w:type="dxa"/>
+              <w:right w:w="60" w:type="dxa"/>
+            </w:tcMar>
           </w:tcPr>
           <w:p>
             <w:pPr>
-              <w:spacing w:after="40"/>
+              <w:spacing w:after="0" w:line="240" w:lineRule="auto"/>
             </w:pPr>
             <w:r>
               <w:rPr>
@@ -798,12 +828,18 @@
       <w:tr>
         <w:tc>
           <w:tcPr>
-            <w:tcW w:type="dxa" w:w="10464"/>
+            <w:tcW w:type="dxa" w:w="10996"/>
             <w:gridSpan w:val="4"/>
+            <w:tcMar>
+              <w:top w:w="20" w:type="dxa"/>
+              <w:bottom w:w="20" w:type="dxa"/>
+              <w:left w:w="60" w:type="dxa"/>
+              <w:right w:w="60" w:type="dxa"/>
+            </w:tcMar>
           </w:tcPr>
           <w:p>
             <w:pPr>
-              <w:spacing w:after="40"/>
+              <w:spacing w:after="0" w:line="240" w:lineRule="auto"/>
             </w:pPr>
             <w:r>
               <w:rPr>
@@ -825,29 +861,35 @@
         </w:tc>
       </w:tr>
     </w:tbl>
-    <w:p/>
     <w:tbl>
       <w:tblPr>
         <w:tblStyle w:val="TableGrid"/>
         <w:tblW w:type="auto" w:w="0"/>
+        <w:tblLayout w:type="fixed"/>
         <w:tblLook w:firstColumn="1" w:firstRow="1" w:lastColumn="0" w:lastRow="0" w:noHBand="0" w:noVBand="1" w:val="04A0"/>
       </w:tblPr>
       <w:tblGrid>
-        <w:gridCol w:w="1744"/>
-        <w:gridCol w:w="1744"/>
-        <w:gridCol w:w="1744"/>
-        <w:gridCol w:w="1744"/>
-        <w:gridCol w:w="1744"/>
-        <w:gridCol w:w="1744"/>
+        <w:gridCol w:w="1833"/>
+        <w:gridCol w:w="1833"/>
+        <w:gridCol w:w="1833"/>
+        <w:gridCol w:w="1833"/>
+        <w:gridCol w:w="1833"/>
+        <w:gridCol w:w="1833"/>
       </w:tblGrid>
       <w:tr>
         <w:tc>
           <w:tcPr>
-            <w:tcW w:type="dxa" w:w="1744"/>
+            <w:tcW w:type="dxa" w:w="1512"/>
+            <w:tcMar>
+              <w:top w:w="40" w:type="dxa"/>
+              <w:bottom w:w="40" w:type="dxa"/>
+              <w:left w:w="60" w:type="dxa"/>
+              <w:right w:w="60" w:type="dxa"/>
+            </w:tcMar>
           </w:tcPr>
           <w:p>
             <w:pPr>
-              <w:spacing w:after="40"/>
+              <w:spacing w:after="0" w:line="240" w:lineRule="auto"/>
               <w:jc w:val="center"/>
             </w:pPr>
             <w:r>
@@ -856,19 +898,23 @@
                 <w:b/>
                 <w:sz w:val="18"/>
               </w:rPr>
-              <w:t>Marks &amp;</w:t>
-              <w:br/>
-              <w:t>Numbers</w:t>
+              <w:t>Marks &amp; Nos / Container Nos</w:t>
             </w:r>
           </w:p>
         </w:tc>
         <w:tc>
           <w:tcPr>
-            <w:tcW w:type="dxa" w:w="1744"/>
+            <w:tcW w:type="dxa" w:w="1296"/>
+            <w:tcMar>
+              <w:top w:w="40" w:type="dxa"/>
+              <w:bottom w:w="40" w:type="dxa"/>
+              <w:left w:w="60" w:type="dxa"/>
+              <w:right w:w="60" w:type="dxa"/>
+            </w:tcMar>
           </w:tcPr>
           <w:p>
             <w:pPr>
-              <w:spacing w:after="40"/>
+              <w:spacing w:after="0" w:line="240" w:lineRule="auto"/>
               <w:jc w:val="center"/>
             </w:pPr>
             <w:r>
@@ -877,19 +923,23 @@
                 <w:b/>
                 <w:sz w:val="18"/>
               </w:rPr>
-              <w:t>No &amp; Kind</w:t>
-              <w:br/>
-              <w:t>of Packages</w:t>
+              <w:t>No. &amp; Kind of Packages</w:t>
             </w:r>
           </w:p>
         </w:tc>
         <w:tc>
           <w:tcPr>
-            <w:tcW w:type="dxa" w:w="1744"/>
+            <w:tcW w:type="dxa" w:w="4680"/>
+            <w:tcMar>
+              <w:top w:w="40" w:type="dxa"/>
+              <w:bottom w:w="40" w:type="dxa"/>
+              <w:left w:w="60" w:type="dxa"/>
+              <w:right w:w="60" w:type="dxa"/>
+            </w:tcMar>
           </w:tcPr>
           <w:p>
             <w:pPr>
-              <w:spacing w:after="40"/>
+              <w:spacing w:after="0" w:line="240" w:lineRule="auto"/>
               <w:jc w:val="center"/>
             </w:pPr>
             <w:r>
@@ -904,11 +954,17 @@
         </w:tc>
         <w:tc>
           <w:tcPr>
-            <w:tcW w:type="dxa" w:w="1744"/>
+            <w:tcW w:type="dxa" w:w="1080"/>
+            <w:tcMar>
+              <w:top w:w="40" w:type="dxa"/>
+              <w:bottom w:w="40" w:type="dxa"/>
+              <w:left w:w="60" w:type="dxa"/>
+              <w:right w:w="60" w:type="dxa"/>
+            </w:tcMar>
           </w:tcPr>
           <w:p>
             <w:pPr>
-              <w:spacing w:after="40"/>
+              <w:spacing w:after="0" w:line="240" w:lineRule="auto"/>
               <w:jc w:val="center"/>
             </w:pPr>
             <w:r>
@@ -923,11 +979,17 @@
         </w:tc>
         <w:tc>
           <w:tcPr>
-            <w:tcW w:type="dxa" w:w="1744"/>
+            <w:tcW w:type="dxa" w:w="1080"/>
+            <w:tcMar>
+              <w:top w:w="40" w:type="dxa"/>
+              <w:bottom w:w="40" w:type="dxa"/>
+              <w:left w:w="60" w:type="dxa"/>
+              <w:right w:w="60" w:type="dxa"/>
+            </w:tcMar>
           </w:tcPr>
           <w:p>
             <w:pPr>
-              <w:spacing w:after="40"/>
+              <w:spacing w:after="0" w:line="240" w:lineRule="auto"/>
               <w:jc w:val="center"/>
             </w:pPr>
             <w:r>
@@ -936,19 +998,23 @@
                 <w:b/>
                 <w:sz w:val="18"/>
               </w:rPr>
-              <w:t>Rate</w:t>
-              <w:br/>
-              <w:t>(USD/Egg)</w:t>
+              <w:t>Rate in USD per Number</w:t>
             </w:r>
           </w:p>
         </w:tc>
         <w:tc>
           <w:tcPr>
-            <w:tcW w:type="dxa" w:w="1744"/>
+            <w:tcW w:type="dxa" w:w="1296"/>
+            <w:tcMar>
+              <w:top w:w="40" w:type="dxa"/>
+              <w:bottom w:w="40" w:type="dxa"/>
+              <w:left w:w="60" w:type="dxa"/>
+              <w:right w:w="60" w:type="dxa"/>
+            </w:tcMar>
           </w:tcPr>
           <w:p>
             <w:pPr>
-              <w:spacing w:after="40"/>
+              <w:spacing w:after="0" w:line="240" w:lineRule="auto"/>
               <w:jc w:val="center"/>
             </w:pPr>
             <w:r>
@@ -957,7 +1023,7 @@
                 <w:b/>
                 <w:sz w:val="18"/>
               </w:rPr>
-              <w:t>Amount</w:t>
+              <w:t>Amount in USD</w:t>
             </w:r>
           </w:p>
         </w:tc>
@@ -965,11 +1031,17 @@
       <w:tr>
         <w:tc>
           <w:tcPr>
-            <w:tcW w:type="dxa" w:w="1744"/>
+            <w:tcW w:type="dxa" w:w="1512"/>
+            <w:tcMar>
+              <w:top w:w="40" w:type="dxa"/>
+              <w:bottom w:w="40" w:type="dxa"/>
+              <w:left w:w="60" w:type="dxa"/>
+              <w:right w:w="60" w:type="dxa"/>
+            </w:tcMar>
           </w:tcPr>
           <w:p>
             <w:pPr>
-              <w:spacing w:after="40"/>
+              <w:spacing w:after="0" w:line="240" w:lineRule="auto"/>
             </w:pPr>
             <w:r>
               <w:rPr>
@@ -978,16 +1050,24 @@
                 <w:sz w:val="18"/>
               </w:rPr>
               <w:t>{{ container_no }}</w:t>
+              <w:br/>
+              <w:t>{{ seal_no }}</w:t>
             </w:r>
           </w:p>
         </w:tc>
         <w:tc>
           <w:tcPr>
-            <w:tcW w:type="dxa" w:w="1744"/>
+            <w:tcW w:type="dxa" w:w="1296"/>
+            <w:tcMar>
+              <w:top w:w="40" w:type="dxa"/>
+              <w:bottom w:w="40" w:type="dxa"/>
+              <w:left w:w="60" w:type="dxa"/>
+              <w:right w:w="60" w:type="dxa"/>
+            </w:tcMar>
           </w:tcPr>
           <w:p>
             <w:pPr>
-              <w:spacing w:after="40"/>
+              <w:spacing w:after="0" w:line="240" w:lineRule="auto"/>
             </w:pPr>
             <w:r>
               <w:rPr>
@@ -1003,11 +1083,17 @@
         </w:tc>
         <w:tc>
           <w:tcPr>
-            <w:tcW w:type="dxa" w:w="1744"/>
+            <w:tcW w:type="dxa" w:w="4680"/>
+            <w:tcMar>
+              <w:top w:w="40" w:type="dxa"/>
+              <w:bottom w:w="40" w:type="dxa"/>
+              <w:left w:w="60" w:type="dxa"/>
+              <w:right w:w="60" w:type="dxa"/>
+            </w:tcMar>
           </w:tcPr>
           <w:p>
             <w:pPr>
-              <w:spacing w:after="40"/>
+              <w:spacing w:after="0" w:line="276" w:lineRule="auto"/>
             </w:pPr>
             <w:r>
               <w:rPr>
@@ -1021,11 +1107,17 @@
         </w:tc>
         <w:tc>
           <w:tcPr>
-            <w:tcW w:type="dxa" w:w="1744"/>
+            <w:tcW w:type="dxa" w:w="1080"/>
+            <w:tcMar>
+              <w:top w:w="40" w:type="dxa"/>
+              <w:bottom w:w="40" w:type="dxa"/>
+              <w:left w:w="60" w:type="dxa"/>
+              <w:right w:w="60" w:type="dxa"/>
+            </w:tcMar>
           </w:tcPr>
           <w:p>
             <w:pPr>
-              <w:spacing w:after="40"/>
+              <w:spacing w:after="0" w:line="240" w:lineRule="auto"/>
               <w:jc w:val="center"/>
             </w:pPr>
             <w:r>
@@ -1040,11 +1132,17 @@
         </w:tc>
         <w:tc>
           <w:tcPr>
-            <w:tcW w:type="dxa" w:w="1744"/>
+            <w:tcW w:type="dxa" w:w="1080"/>
+            <w:tcMar>
+              <w:top w:w="40" w:type="dxa"/>
+              <w:bottom w:w="40" w:type="dxa"/>
+              <w:left w:w="60" w:type="dxa"/>
+              <w:right w:w="60" w:type="dxa"/>
+            </w:tcMar>
           </w:tcPr>
           <w:p>
             <w:pPr>
-              <w:spacing w:after="40"/>
+              <w:spacing w:after="0" w:line="240" w:lineRule="auto"/>
               <w:jc w:val="center"/>
             </w:pPr>
             <w:r>
@@ -1053,17 +1151,23 @@
                 <w:b w:val="0"/>
                 <w:sz w:val="18"/>
               </w:rPr>
-              <w:t>$ {{ rate_per_egg_usd }}</w:t>
+              <w:t>${{ rate_per_egg_usd }}</w:t>
             </w:r>
           </w:p>
         </w:tc>
         <w:tc>
           <w:tcPr>
-            <w:tcW w:type="dxa" w:w="1744"/>
+            <w:tcW w:type="dxa" w:w="1296"/>
+            <w:tcMar>
+              <w:top w:w="40" w:type="dxa"/>
+              <w:bottom w:w="40" w:type="dxa"/>
+              <w:left w:w="60" w:type="dxa"/>
+              <w:right w:w="60" w:type="dxa"/>
+            </w:tcMar>
           </w:tcPr>
           <w:p>
             <w:pPr>
-              <w:spacing w:after="40"/>
+              <w:spacing w:after="0" w:line="240" w:lineRule="auto"/>
               <w:jc w:val="center"/>
             </w:pPr>
             <w:r>
@@ -1078,20 +1182,29 @@
         </w:tc>
       </w:tr>
     </w:tbl>
-    <w:p/>
+    <w:p>
+      <w:pPr>
+        <w:spacing w:before="0" w:after="0" w:line="20" w:lineRule="exact"/>
+      </w:pPr>
+      <w:r>
+        <w:rPr>
+          <w:sz w:val="2"/>
+        </w:rPr>
+      </w:r>
+    </w:p>
     <w:tbl>
       <w:tblPr>
         <w:tblW w:type="auto" w:w="0"/>
         <w:tblLook w:firstColumn="1" w:firstRow="1" w:lastColumn="0" w:lastRow="0" w:noHBand="0" w:noVBand="1" w:val="04A0"/>
       </w:tblPr>
       <w:tblGrid>
-        <w:gridCol w:w="5233"/>
-        <w:gridCol w:w="5233"/>
+        <w:gridCol w:w="5499"/>
+        <w:gridCol w:w="5499"/>
       </w:tblGrid>
       <w:tr>
         <w:tc>
           <w:tcPr>
-            <w:tcW w:type="dxa" w:w="5233"/>
+            <w:tcW w:type="dxa" w:w="5499"/>
             <w:tcBorders>
               <w:top w:val="nil"/>
               <w:left w:val="nil"/>
@@ -1103,7 +1216,7 @@
           </w:tcPr>
           <w:p>
             <w:pPr>
-              <w:spacing w:after="40"/>
+              <w:spacing w:after="0" w:line="240" w:lineRule="auto"/>
             </w:pPr>
             <w:r>
               <w:rPr>
@@ -1125,7 +1238,7 @@
         </w:tc>
         <w:tc>
           <w:tcPr>
-            <w:tcW w:type="dxa" w:w="5233"/>
+            <w:tcW w:type="dxa" w:w="5499"/>
             <w:tcBorders>
               <w:top w:val="nil"/>
               <w:left w:val="nil"/>
@@ -1137,7 +1250,7 @@
           </w:tcPr>
           <w:p>
             <w:pPr>
-              <w:spacing w:after="40"/>
+              <w:spacing w:after="0" w:line="240" w:lineRule="auto"/>
             </w:pPr>
             <w:r>
               <w:rPr>
@@ -1158,7 +1271,7 @@
           </w:p>
           <w:p>
             <w:pPr>
-              <w:spacing w:after="40"/>
+              <w:spacing w:after="0" w:line="240" w:lineRule="auto"/>
             </w:pPr>
             <w:r>
               <w:rPr>
@@ -1179,7 +1292,7 @@
           </w:p>
           <w:p>
             <w:pPr>
-              <w:spacing w:after="40"/>
+              <w:spacing w:after="0" w:line="240" w:lineRule="auto"/>
             </w:pPr>
             <w:r>
               <w:rPr>
@@ -1201,20 +1314,19 @@
         </w:tc>
       </w:tr>
     </w:tbl>
-    <w:p/>
     <w:tbl>
       <w:tblPr>
         <w:tblW w:type="auto" w:w="0"/>
         <w:tblLook w:firstColumn="1" w:firstRow="1" w:lastColumn="0" w:lastRow="0" w:noHBand="0" w:noVBand="1" w:val="04A0"/>
       </w:tblPr>
       <w:tblGrid>
-        <w:gridCol w:w="5233"/>
-        <w:gridCol w:w="5233"/>
+        <w:gridCol w:w="5499"/>
+        <w:gridCol w:w="5499"/>
       </w:tblGrid>
       <w:tr>
         <w:tc>
           <w:tcPr>
-            <w:tcW w:type="dxa" w:w="5233"/>
+            <w:tcW w:type="dxa" w:w="5499"/>
             <w:tcBorders>
               <w:top w:val="nil"/>
               <w:left w:val="nil"/>
@@ -1226,7 +1338,7 @@
           </w:tcPr>
           <w:p>
             <w:pPr>
-              <w:spacing w:after="40"/>
+              <w:spacing w:after="0" w:line="240" w:lineRule="auto"/>
             </w:pPr>
             <w:r>
               <w:rPr>
@@ -1248,7 +1360,7 @@
         </w:tc>
         <w:tc>
           <w:tcPr>
-            <w:tcW w:type="dxa" w:w="5233"/>
+            <w:tcW w:type="dxa" w:w="5499"/>
             <w:tcBorders>
               <w:top w:val="nil"/>
               <w:left w:val="nil"/>
@@ -1260,7 +1372,7 @@
           </w:tcPr>
           <w:p>
             <w:pPr>
-              <w:spacing w:after="40"/>
+              <w:spacing w:after="0" w:line="240" w:lineRule="auto"/>
             </w:pPr>
             <w:r>
               <w:rPr>
@@ -1282,7 +1394,6 @@
         </w:tc>
       </w:tr>
     </w:tbl>
-    <w:p/>
     <w:tbl>
       <w:tblPr>
         <w:tblStyle w:val="TableGrid"/>
@@ -1290,17 +1401,17 @@
         <w:tblLook w:firstColumn="1" w:firstRow="1" w:lastColumn="0" w:lastRow="0" w:noHBand="0" w:noVBand="1" w:val="04A0"/>
       </w:tblPr>
       <w:tblGrid>
-        <w:gridCol w:w="5233"/>
-        <w:gridCol w:w="5233"/>
+        <w:gridCol w:w="5499"/>
+        <w:gridCol w:w="5499"/>
       </w:tblGrid>
       <w:tr>
         <w:tc>
           <w:tcPr>
-            <w:tcW w:type="dxa" w:w="5233"/>
+            <w:tcW w:type="dxa" w:w="5499"/>
           </w:tcPr>
           <w:p>
             <w:pPr>
-              <w:spacing w:after="40"/>
+              <w:spacing w:after="0" w:line="240" w:lineRule="auto" w:before="0"/>
             </w:pPr>
             <w:r>
               <w:rPr>
@@ -1313,7 +1424,7 @@
           </w:p>
           <w:p>
             <w:pPr>
-              <w:spacing w:after="40"/>
+              <w:spacing w:after="0" w:line="276" w:lineRule="auto" w:before="0"/>
             </w:pPr>
             <w:r>
               <w:rPr>
@@ -1334,7 +1445,7 @@
           </w:p>
           <w:p>
             <w:pPr>
-              <w:spacing w:after="40"/>
+              <w:spacing w:after="0" w:line="276" w:lineRule="auto" w:before="0"/>
             </w:pPr>
             <w:r>
               <w:rPr>
@@ -1355,7 +1466,7 @@
           </w:p>
           <w:p>
             <w:pPr>
-              <w:spacing w:after="40"/>
+              <w:spacing w:after="0" w:line="276" w:lineRule="auto" w:before="0"/>
             </w:pPr>
             <w:r>
               <w:rPr>
@@ -1376,7 +1487,7 @@
           </w:p>
           <w:p>
             <w:pPr>
-              <w:spacing w:after="40"/>
+              <w:spacing w:after="0" w:line="276" w:lineRule="auto" w:before="0"/>
             </w:pPr>
             <w:r>
               <w:rPr>
@@ -1397,7 +1508,7 @@
           </w:p>
           <w:p>
             <w:pPr>
-              <w:spacing w:after="40"/>
+              <w:spacing w:after="0" w:line="276" w:lineRule="auto" w:before="0"/>
             </w:pPr>
             <w:r>
               <w:rPr>
@@ -1419,11 +1530,11 @@
         </w:tc>
         <w:tc>
           <w:tcPr>
-            <w:tcW w:type="dxa" w:w="5233"/>
+            <w:tcW w:type="dxa" w:w="5499"/>
           </w:tcPr>
           <w:p>
             <w:pPr>
-              <w:spacing w:after="40"/>
+              <w:spacing w:after="0" w:line="240" w:lineRule="auto" w:before="0"/>
             </w:pPr>
             <w:r>
               <w:rPr>
@@ -1436,7 +1547,7 @@
           </w:p>
           <w:p>
             <w:pPr>
-              <w:spacing w:after="40"/>
+              <w:spacing w:after="0" w:line="276" w:lineRule="auto" w:before="0"/>
             </w:pPr>
             <w:r>
               <w:rPr>
@@ -1457,7 +1568,7 @@
           </w:p>
           <w:p>
             <w:pPr>
-              <w:spacing w:after="40"/>
+              <w:spacing w:after="0" w:line="276" w:lineRule="auto" w:before="0"/>
             </w:pPr>
             <w:r>
               <w:rPr>
@@ -1478,7 +1589,7 @@
           </w:p>
           <w:p>
             <w:pPr>
-              <w:spacing w:after="40"/>
+              <w:spacing w:after="0" w:line="276" w:lineRule="auto" w:before="0"/>
             </w:pPr>
             <w:r>
               <w:rPr>
@@ -1499,7 +1610,7 @@
           </w:p>
           <w:p>
             <w:pPr>
-              <w:spacing w:after="40"/>
+              <w:spacing w:after="0" w:line="276" w:lineRule="auto" w:before="0"/>
             </w:pPr>
             <w:r>
               <w:rPr>
@@ -1520,7 +1631,7 @@
           </w:p>
           <w:p>
             <w:pPr>
-              <w:spacing w:after="40"/>
+              <w:spacing w:after="0" w:line="276" w:lineRule="auto" w:before="0"/>
             </w:pPr>
             <w:r>
               <w:rPr>
@@ -1542,33 +1653,73 @@
         </w:tc>
       </w:tr>
     </w:tbl>
-    <w:p/>
-    <w:p/>
+    <w:p>
+      <w:pPr>
+        <w:spacing w:before="0" w:after="0" w:line="20" w:lineRule="exact"/>
+      </w:pPr>
+      <w:r>
+        <w:rPr>
+          <w:sz w:val="2"/>
+        </w:rPr>
+      </w:r>
+    </w:p>
     <w:tbl>
       <w:tblPr>
+        <w:tblStyle w:val="TableGrid"/>
         <w:tblW w:type="auto" w:w="0"/>
+        <w:tblLayout w:type="fixed"/>
         <w:tblLook w:firstColumn="1" w:firstRow="1" w:lastColumn="0" w:lastRow="0" w:noHBand="0" w:noVBand="1" w:val="04A0"/>
       </w:tblPr>
       <w:tblGrid>
-        <w:gridCol w:w="5233"/>
-        <w:gridCol w:w="5233"/>
+        <w:gridCol w:w="3643"/>
+        <w:gridCol w:w="3643"/>
+        <w:gridCol w:w="3658"/>
       </w:tblGrid>
       <w:tr>
         <w:tc>
           <w:tcPr>
-            <w:tcW w:type="dxa" w:w="5233"/>
-            <w:tcBorders>
-              <w:top w:val="nil"/>
-              <w:left w:val="nil"/>
-              <w:bottom w:val="nil"/>
-              <w:right w:val="nil"/>
-              <w:insideH w:val="nil"/>
-              <w:insideV w:val="nil"/>
-            </w:tcBorders>
+            <w:tcW w:type="dxa" w:w="3666"/>
           </w:tcPr>
           <w:p>
             <w:pPr>
-              <w:spacing w:after="40"/>
+              <w:spacing w:after="0" w:line="240" w:lineRule="auto" w:before="0"/>
+            </w:pPr>
+            <w:r>
+              <w:rPr>
+                <w:rFonts w:ascii="Arial" w:hAnsi="Arial"/>
+                <w:b/>
+                <w:sz w:val="18"/>
+              </w:rPr>
+              <w:t>Terms &amp; Conditions:</w:t>
+            </w:r>
+          </w:p>
+          <w:p>
+            <w:pPr>
+              <w:spacing w:after="0" w:line="240" w:lineRule="auto" w:before="0"/>
+            </w:pPr>
+            <w:r>
+              <w:rPr>
+                <w:rFonts w:ascii="Arial" w:hAnsi="Arial"/>
+                <w:b w:val="0"/>
+                <w:sz w:val="16"/>
+              </w:rPr>
+              <w:t>1. All goods are shipped at buyer's risk.</w:t>
+              <w:br/>
+              <w:t>2. Any discrepancy must be reported within 7 days of receipt of goods.</w:t>
+              <w:br/>
+              <w:t>3. Subject to Namakkal Jurisdiction only.</w:t>
+              <w:br/>
+              <w:t>4. This is a computer-generated Proforma Invoice.</w:t>
+            </w:r>
+          </w:p>
+        </w:tc>
+        <w:tc>
+          <w:tcPr>
+            <w:tcW w:type="dxa" w:w="3666"/>
+          </w:tcPr>
+          <w:p>
+            <w:pPr>
+              <w:spacing w:after="0" w:line="240" w:lineRule="auto" w:before="0"/>
             </w:pPr>
             <w:r>
               <w:rPr>
@@ -1581,7 +1732,7 @@
           </w:p>
           <w:p>
             <w:pPr>
-              <w:spacing w:after="40"/>
+              <w:spacing w:after="0" w:line="240" w:lineRule="auto" w:before="0"/>
             </w:pPr>
             <w:r>
               <w:rPr>
@@ -1589,25 +1740,17 @@
                 <w:b w:val="0"/>
                 <w:sz w:val="16"/>
               </w:rPr>
-              <w:t>We hereby certify that the goods described in this invoice are of Indian Origin and that the particulars given in this invoice are true and correct.</w:t>
+              <w:t>We declare that this invoice shows the actual price of the goods described and that all particulars are true and correct.</w:t>
             </w:r>
           </w:p>
         </w:tc>
         <w:tc>
           <w:tcPr>
-            <w:tcW w:type="dxa" w:w="5233"/>
-            <w:tcBorders>
-              <w:top w:val="nil"/>
-              <w:left w:val="nil"/>
-              <w:bottom w:val="nil"/>
-              <w:right w:val="nil"/>
-              <w:insideH w:val="nil"/>
-              <w:insideV w:val="nil"/>
-            </w:tcBorders>
+            <w:tcW w:type="dxa" w:w="3666"/>
           </w:tcPr>
           <w:p>
             <w:pPr>
-              <w:spacing w:after="40"/>
+              <w:spacing w:after="0" w:line="240" w:lineRule="auto" w:before="0"/>
               <w:jc w:val="right"/>
             </w:pPr>
             <w:r>
@@ -1621,21 +1764,7 @@
           </w:p>
           <w:p>
             <w:pPr>
-              <w:spacing w:after="40"/>
-            </w:pPr>
-            <w:r>
-              <w:rPr>
-                <w:rFonts w:ascii="Arial" w:hAnsi="Arial"/>
-                <w:b w:val="0"/>
-                <w:sz w:val="18"/>
-              </w:rPr>
-              <w:br/>
-              <w:br/>
-            </w:r>
-          </w:p>
-          <w:p>
-            <w:pPr>
-              <w:spacing w:after="40"/>
+              <w:spacing w:after="0" w:line="240" w:lineRule="auto" w:before="0"/>
               <w:jc w:val="right"/>
             </w:pPr>
             <w:r>
@@ -1644,18 +1773,137 @@
                 <w:b w:val="0"/>
                 <w:sz w:val="16"/>
               </w:rPr>
+              <w:br/>
+              <w:br/>
+              <w:br/>
               <w:t>Authorised Signatory &amp; Company Seal</w:t>
             </w:r>
           </w:p>
+        </w:tc>
+      </w:tr>
+    </w:tbl>
+    <w:p>
+      <w:pPr>
+        <w:spacing w:before="0" w:after="0" w:line="20" w:lineRule="exact"/>
+      </w:pPr>
+      <w:r>
+        <w:rPr>
+          <w:sz w:val="2"/>
+        </w:rPr>
+      </w:r>
+    </w:p>
+    <w:tbl>
+      <w:tblPr>
+        <w:tblStyle w:val="TableGrid"/>
+        <w:tblW w:type="auto" w:w="0"/>
+        <w:tblLayout w:type="fixed"/>
+        <w:tblLook w:firstColumn="1" w:firstRow="1" w:lastColumn="0" w:lastRow="0" w:noHBand="0" w:noVBand="1" w:val="04A0"/>
+      </w:tblPr>
+      <w:tblGrid>
+        <w:gridCol w:w="3643"/>
+        <w:gridCol w:w="3643"/>
+        <w:gridCol w:w="3658"/>
+      </w:tblGrid>
+      <w:tr>
+        <w:tc>
+          <w:tcPr>
+            <w:tcW w:type="dxa" w:w="3666"/>
+          </w:tcPr>
           <w:p>
             <w:pPr>
-              <w:spacing w:after="40"/>
-              <w:jc w:val="right"/>
+              <w:spacing w:after="0" w:line="240" w:lineRule="auto" w:before="0"/>
+              <w:jc w:val="center"/>
             </w:pPr>
             <w:r>
               <w:rPr>
                 <w:rFonts w:ascii="Arial" w:hAnsi="Arial"/>
-                <w:b w:val="0"/>
+                <w:b/>
+                <w:sz w:val="18"/>
+              </w:rPr>
+              <w:t>Confirmation for Proforma Invoice</w:t>
+            </w:r>
+          </w:p>
+        </w:tc>
+        <w:tc>
+          <w:tcPr>
+            <w:tcW w:type="dxa" w:w="3666"/>
+          </w:tcPr>
+          <w:p>
+            <w:pPr>
+              <w:spacing w:after="0" w:line="240" w:lineRule="auto" w:before="0"/>
+              <w:jc w:val="center"/>
+            </w:pPr>
+            <w:r>
+              <w:rPr>
+                <w:rFonts w:ascii="Arial" w:hAnsi="Arial"/>
+                <w:b/>
+                <w:sz w:val="18"/>
+              </w:rPr>
+              <w:t>Consignee Signature</w:t>
+            </w:r>
+          </w:p>
+        </w:tc>
+        <w:tc>
+          <w:tcPr>
+            <w:tcW w:type="dxa" w:w="3666"/>
+          </w:tcPr>
+          <w:p>
+            <w:pPr>
+              <w:spacing w:after="0" w:line="240" w:lineRule="auto" w:before="0"/>
+              <w:jc w:val="center"/>
+            </w:pPr>
+            <w:r>
+              <w:rPr>
+                <w:rFonts w:ascii="Arial" w:hAnsi="Arial"/>
+                <w:b/>
+                <w:sz w:val="18"/>
+              </w:rPr>
+              <w:t>Exporter Signature</w:t>
+            </w:r>
+          </w:p>
+        </w:tc>
+      </w:tr>
+    </w:tbl>
+    <w:p>
+      <w:pPr>
+        <w:spacing w:before="0" w:after="0" w:line="20" w:lineRule="exact"/>
+      </w:pPr>
+      <w:r>
+        <w:rPr>
+          <w:sz w:val="2"/>
+        </w:rPr>
+      </w:r>
+    </w:p>
+    <w:tbl>
+      <w:tblPr>
+        <w:tblW w:type="auto" w:w="0"/>
+        <w:tblLook w:firstColumn="1" w:firstRow="1" w:lastColumn="0" w:lastRow="0" w:noHBand="0" w:noVBand="1" w:val="04A0"/>
+      </w:tblPr>
+      <w:tblGrid>
+        <w:gridCol w:w="10998"/>
+      </w:tblGrid>
+      <w:tr>
+        <w:tc>
+          <w:tcPr>
+            <w:tcW w:type="dxa" w:w="10998"/>
+            <w:tcBorders>
+              <w:top w:val="nil"/>
+              <w:left w:val="nil"/>
+              <w:bottom w:val="nil"/>
+              <w:right w:val="nil"/>
+              <w:insideH w:val="nil"/>
+              <w:insideV w:val="nil"/>
+            </w:tcBorders>
+          </w:tcPr>
+          <w:p>
+            <w:pPr>
+              <w:spacing w:after="0" w:line="276" w:lineRule="auto" w:before="0"/>
+              <w:jc w:val="center"/>
+            </w:pPr>
+            <w:r>
+              <w:rPr>
+                <w:rFonts w:ascii="Arial" w:hAnsi="Arial"/>
+                <w:b/>
                 <w:sz w:val="16"/>
               </w:rPr>
               <w:t>{{ exporter_name }}</w:t>
@@ -1663,8 +1911,8 @@
           </w:p>
           <w:p>
             <w:pPr>
-              <w:spacing w:after="40"/>
-              <w:jc w:val="right"/>
+              <w:spacing w:after="0" w:line="276" w:lineRule="auto" w:before="0"/>
+              <w:jc w:val="center"/>
             </w:pPr>
             <w:r>
               <w:rPr>
@@ -1677,8 +1925,8 @@
           </w:p>
           <w:p>
             <w:pPr>
-              <w:spacing w:after="40"/>
-              <w:jc w:val="right"/>
+              <w:spacing w:after="0" w:line="276" w:lineRule="auto" w:before="0"/>
+              <w:jc w:val="center"/>
             </w:pPr>
             <w:r>
               <w:rPr>
@@ -1686,44 +1934,26 @@
                 <w:b w:val="0"/>
                 <w:sz w:val="16"/>
               </w:rPr>
-              <w:t>Email: {{ exporter_email }}</w:t>
-            </w:r>
-          </w:p>
-          <w:p>
-            <w:pPr>
-              <w:spacing w:after="40"/>
-              <w:jc w:val="right"/>
-            </w:pPr>
-            <w:r>
-              <w:rPr>
-                <w:rFonts w:ascii="Arial" w:hAnsi="Arial"/>
-                <w:b w:val="0"/>
-                <w:sz w:val="16"/>
-              </w:rPr>
-              <w:t>GSTIN: {{ exporter_gstin }}</w:t>
-            </w:r>
-          </w:p>
-          <w:p>
-            <w:pPr>
-              <w:spacing w:after="40"/>
-              <w:jc w:val="right"/>
-            </w:pPr>
-            <w:r>
-              <w:rPr>
-                <w:rFonts w:ascii="Arial" w:hAnsi="Arial"/>
-                <w:b w:val="0"/>
-                <w:sz w:val="16"/>
-              </w:rPr>
-              <w:t>PAN: {{ exporter_pan }}</w:t>
+              <w:t>Email: {{ exporter_email }} | GSTIN: {{ exporter_gstin }} | PAN: {{ exporter_pan }}</w:t>
             </w:r>
           </w:p>
         </w:tc>
       </w:tr>
     </w:tbl>
+    <w:p>
+      <w:pPr>
+        <w:spacing w:before="0" w:after="0" w:line="20" w:lineRule="exact"/>
+      </w:pPr>
+      <w:r>
+        <w:rPr>
+          <w:sz w:val="2"/>
+        </w:rPr>
+      </w:r>
+    </w:p>
     <w:sectPr>
       <w:headerReference w:type="first" r:id="rId9"/>
       <w:pgSz w:w="11906" w:h="16838"/>
-      <w:pgMar w:top="850" w:right="720" w:bottom="850" w:left="720" w:header="720" w:footer="720" w:gutter="0"/>
+      <w:pgMar w:top="0" w:right="454" w:bottom="0" w:left="454" w:header="0" w:footer="720" w:gutter="0"/>
       <w:cols w:space="720"/>
       <w:titlePg/>
       <w:docGrid w:linePitch="360"/>
@@ -1737,12 +1967,13 @@
   <w:p>
     <w:pPr>
       <w:pStyle w:val="Header"/>
+      <w:spacing w:before="0" w:after="0" w:line="240" w:lineRule="auto"/>
       <w:jc w:val="center"/>
     </w:pPr>
     <w:r>
       <w:drawing>
         <wp:inline xmlns:a="http://schemas.openxmlformats.org/drawingml/2006/main" xmlns:pic="http://schemas.openxmlformats.org/drawingml/2006/picture">
-          <wp:extent cx="5943600" cy="1814945"/>
+          <wp:extent cx="6400800" cy="1954557"/>
           <wp:docPr id="1" name="Picture 1"/>
           <wp:cNvGraphicFramePr>
             <a:graphicFrameLocks noChangeAspect="1"/>
@@ -1763,7 +1994,7 @@
                 <pic:spPr>
                   <a:xfrm>
                     <a:off x="0" y="0"/>
-                    <a:ext cx="5943600" cy="1814945"/>
+                    <a:ext cx="6400800" cy="1954557"/>
                   </a:xfrm>
                   <a:prstGeom prst="rect"/>
                 </pic:spPr>
